--- a/library/_deliverables/intune-custom-compliance-configuration-items/CUSTCOMP-Solution.docx
+++ b/library/_deliverables/intune-custom-compliance-configuration-items/CUSTCOMP-Solution.docx
@@ -91,7 +91,7 @@
         <w:rPr>
           <w:b/>
         </w:rPr>
-        <w:t>Phoenixtekk Workplace Marketplace · Intune Solutions</w:t>
+        <w:t>White-label · Intune Solutions</w:t>
       </w:r>
     </w:p>
     <w:p>
@@ -221,7 +221,7 @@
         <w:pStyle w:val="Heading2"/>
       </w:pPr>
       <w:r>
-        <w:t>The Phoenixtekk deployment model</w:t>
+        <w:t>The standard deployment model</w:t>
       </w:r>
     </w:p>
     <w:p>
@@ -663,7 +663,7 @@
         <w:pStyle w:val="Heading2"/>
       </w:pPr>
       <w:r>
-        <w:t>The standard Phoenixtekk deployment model</w:t>
+        <w:t>The standard deployment model</w:t>
       </w:r>
     </w:p>
     <w:p>
@@ -675,7 +675,7 @@
           <w:i/>
           <w:color w:val="2E86C1"/>
         </w:rPr>
-        <w:t>Author the detection script + JSON rule → add scripted config items → upload + create the custom compliance policy → assign to a pilot → validate evaluation and the Conditional Access effect → expand. Phoenixtekk pattern: Assess → Configure → Pilot → Validate → Expand.</w:t>
+        <w:t>Author the detection script + JSON rule → add scripted config items → upload + create the custom compliance policy → assign to a pilot → validate evaluation and the Conditional Access effect → expand. repeatable pattern: Assess → Configure → Pilot → Validate → Expand.</w:t>
       </w:r>
     </w:p>
     <w:p>
@@ -1003,7 +1003,7 @@
         <w:t>every</w:t>
       </w:r>
       <w:r>
-        <w:t xml:space="preserve"> Phoenixtekk solution in the </w:t>
+        <w:t xml:space="preserve"> solution in the </w:t>
       </w:r>
       <w:r>
         <w:rPr>
@@ -1313,7 +1313,7 @@
         <w:t>Why:</w:t>
       </w:r>
       <w:r>
-        <w:t xml:space="preserve"> Every Phoenixtekk solution is piloted before fleet rollout. </w:t>
+        <w:t xml:space="preserve"> Every solution is piloted before fleet rollout. </w:t>
       </w:r>
       <w:r>
         <w:rPr>
@@ -1511,7 +1511,7 @@
         <w:rPr>
           <w:b/>
         </w:rPr>
-        <w:t>The Phoenixtekk deployment model (all solutions):</w:t>
+        <w:t>The standard deployment model (all solutions):</w:t>
       </w:r>
       <w:r>
         <w:t xml:space="preserve"> </w:t>
@@ -4121,7 +4121,7 @@
         <w:pStyle w:val="ListBullet"/>
       </w:pPr>
       <w:r>
-        <w:t xml:space="preserve">A repeatable process following the Phoenixtekk model: </w:t>
+        <w:t xml:space="preserve">A repeatable process following the repeatable model: </w:t>
       </w:r>
       <w:r>
         <w:rPr>
@@ -4185,7 +4185,7 @@
         <w:t>Purpose:</w:t>
       </w:r>
       <w:r>
-        <w:t xml:space="preserve"> Triggers an Intune/MDM sync so the custom compliance detection script and config item re-apply and the device re-reports its state. Defaults to -WhatIf: it shows what it would do and changes nothing until you pass -WhatIf:$false (or -Confirm:$false). HOW TO RUN Preview (default): powershell -ExecutionPolicy Bypass -File .\CUSTCOMP-Remediation.ps1 Apply:             powershell -ExecutionPolicy Bypass -File .\CUSTCOMP-Remediation.ps1 -WhatIf:$false EXPECTED RESULTS In preview, the actions it would take. When applied, an MDM sync is requested; re-run CUSTCOMP-Report.ps1 / check the portal after a policy cycle. .NOTES Phoenixtekk Workplace Marketplace — Intune Solutions. Default -WhatIf. #&gt; [CmdletBinding(SupportsShouldProcess=$true, ConfirmImpact='Medium')] param() # Default to -WhatIf unless the caller explicitly turned it off if (-not $PSBoundParameters.ContainsKey('WhatIf') -and -not $PSBoundParameters.ContainsKey('Confirm')) { $WhatIfPreference = $true } Write-Host "=== Custom Compliance Remediation — $($env:COMPUTERNAME) ===" -ForegroundColor Cyan if ($WhatIfPreference) { Write-Host "  (preview mode — pass -WhatIf:`$false to apply)" -ForegroundColor Yellow }</w:t>
+        <w:t xml:space="preserve"> Triggers an Intune/MDM sync so the custom compliance detection script and config item re-apply and the device re-reports its state. Defaults to -WhatIf: it shows what it would do and changes nothing until you pass -WhatIf:$false (or -Confirm:$false). HOW TO RUN Preview (default): powershell -ExecutionPolicy Bypass -File .\CUSTCOMP-Remediation.ps1 Apply:             powershell -ExecutionPolicy Bypass -File .\CUSTCOMP-Remediation.ps1 -WhatIf:$false EXPECTED RESULTS In preview, the actions it would take. When applied, an MDM sync is requested; re-run CUSTCOMP-Report.ps1 / check the portal after a policy cycle. .NOTES White-label — Intune Solutions. Default -WhatIf. #&gt; [CmdletBinding(SupportsShouldProcess=$true, ConfirmImpact='Medium')] param() # Default to -WhatIf unless the caller explicitly turned it off if (-not $PSBoundParameters.ContainsKey('WhatIf') -and -not $PSBoundParameters.ContainsKey('Confirm')) { $WhatIfPreference = $true } Write-Host "=== Custom Compliance Remediation — $($env:COMPUTERNAME) ===" -ForegroundColor Cyan if ($WhatIfPreference) { Write-Host "  (preview mode — pass -WhatIf:`$false to apply)" -ForegroundColor Yellow }</w:t>
       </w:r>
     </w:p>
     <w:p>
@@ -4196,7 +4196,7 @@
         <w:t>How to run:</w:t>
       </w:r>
       <w:r>
-        <w:t xml:space="preserve"> Preview (default): powershell -ExecutionPolicy Bypass -File .\CUSTCOMP-Remediation.ps1 Apply:             powershell -ExecutionPolicy Bypass -File .\CUSTCOMP-Remediation.ps1 -WhatIf:$false EXPECTED RESULTS In preview, the actions it would take. When applied, an MDM sync is requested; re-run CUSTCOMP-Report.ps1 / check the portal after a policy cycle. .NOTES Phoenixtekk Workplace Marketplace — Intune Solutions. Default -WhatIf. #&gt; [CmdletBinding(SupportsShouldProcess=$true, ConfirmImpact='Medium')] param() # Default to -WhatIf unless the caller explicitly turned it off if (-not $PSBoundParameters.ContainsKey('WhatIf') -and -not $PSBoundParameters.ContainsKey('Confirm')) { $WhatIfPreference = $true } Write-Host "=== Custom Compliance Remediation — $($env:COMPUTERNAME) ===" -ForegroundColor Cyan if ($WhatIfPreference) { Write-Host "  (preview mode — pass -WhatIf:`$false to apply)" -ForegroundColor Yellow }</w:t>
+        <w:t xml:space="preserve"> Preview (default): powershell -ExecutionPolicy Bypass -File .\CUSTCOMP-Remediation.ps1 Apply:             powershell -ExecutionPolicy Bypass -File .\CUSTCOMP-Remediation.ps1 -WhatIf:$false EXPECTED RESULTS In preview, the actions it would take. When applied, an MDM sync is requested; re-run CUSTCOMP-Report.ps1 / check the portal after a policy cycle. .NOTES White-label — Intune Solutions. Default -WhatIf. #&gt; [CmdletBinding(SupportsShouldProcess=$true, ConfirmImpact='Medium')] param() # Default to -WhatIf unless the caller explicitly turned it off if (-not $PSBoundParameters.ContainsKey('WhatIf') -and -not $PSBoundParameters.ContainsKey('Confirm')) { $WhatIfPreference = $true } Write-Host "=== Custom Compliance Remediation — $($env:COMPUTERNAME) ===" -ForegroundColor Cyan if ($WhatIfPreference) { Write-Host "  (preview mode — pass -WhatIf:`$false to apply)" -ForegroundColor Yellow }</w:t>
       </w:r>
     </w:p>
     <w:p>
@@ -4215,7 +4215,7 @@
         <w:t>Purpose:</w:t>
       </w:r>
       <w:r>
-        <w:t xml:space="preserve"> Lists the custom compliance policies in Intune and reports each managed Windows device's overall compliance state and last sync, so you can see which devices are failing after a custom rule is assigned. HOW TO RUN powershell -ExecutionPolicy Bypass -File .\CUSTCOMP-Report.ps1 -CsvPath C:\Temp\custcomp.csv Requires Microsoft Graph SDK and DeviceManagementManagedDevices.Read.All + DeviceManagementConfiguration.Read.All. EXPECTED RESULTS The custom compliance policies found, a breakdown of devices by compliance state, and a per-device CSV (device, compliance state, last sync). .NOTES Phoenixtekk Workplace Marketplace — Intune Solutions. Read-only against Graph. #&gt; [CmdletBinding()] param([string]$CsvPath) if (-not (Get-Module -ListAvailable -Name Microsoft.Graph.Authentication)) { Install-Module Microsoft.Graph -Scope CurrentUser -Force -AllowClobber } Import-Module Microsoft.Graph.Authentication -ErrorAction Stop Connect-MgGraph -Scopes 'DeviceManagementManagedDevices.Read.All','DeviceManagementConfiguration.Read.All' -NoWelcome</w:t>
+        <w:t xml:space="preserve"> Lists the custom compliance policies in Intune and reports each managed Windows device's overall compliance state and last sync, so you can see which devices are failing after a custom rule is assigned. HOW TO RUN powershell -ExecutionPolicy Bypass -File .\CUSTCOMP-Report.ps1 -CsvPath C:\Temp\custcomp.csv Requires Microsoft Graph SDK and DeviceManagementManagedDevices.Read.All + DeviceManagementConfiguration.Read.All. EXPECTED RESULTS The custom compliance policies found, a breakdown of devices by compliance state, and a per-device CSV (device, compliance state, last sync). .NOTES White-label — Intune Solutions. Read-only against Graph. #&gt; [CmdletBinding()] param([string]$CsvPath) if (-not (Get-Module -ListAvailable -Name Microsoft.Graph.Authentication)) { Install-Module Microsoft.Graph -Scope CurrentUser -Force -AllowClobber } Import-Module Microsoft.Graph.Authentication -ErrorAction Stop Connect-MgGraph -Scopes 'DeviceManagementManagedDevices.Read.All','DeviceManagementConfiguration.Read.All' -NoWelcome</w:t>
       </w:r>
     </w:p>
     <w:p>
@@ -4226,7 +4226,7 @@
         <w:t>How to run:</w:t>
       </w:r>
       <w:r>
-        <w:t xml:space="preserve"> powershell -ExecutionPolicy Bypass -File .\CUSTCOMP-Report.ps1 -CsvPath C:\Temp\custcomp.csv Requires Microsoft Graph SDK and DeviceManagementManagedDevices.Read.All + DeviceManagementConfiguration.Read.All. EXPECTED RESULTS The custom compliance policies found, a breakdown of devices by compliance state, and a per-device CSV (device, compliance state, last sync). .NOTES Phoenixtekk Workplace Marketplace — Intune Solutions. Read-only against Graph. #&gt; [CmdletBinding()] param([string]$CsvPath) if (-not (Get-Module -ListAvailable -Name Microsoft.Graph.Authentication)) { Install-Module Microsoft.Graph -Scope CurrentUser -Force -AllowClobber } Import-Module Microsoft.Graph.Authentication -ErrorAction Stop Connect-MgGraph -Scopes 'DeviceManagementManagedDevices.Read.All','DeviceManagementConfiguration.Read.All' -NoWelcome</w:t>
+        <w:t xml:space="preserve"> powershell -ExecutionPolicy Bypass -File .\CUSTCOMP-Report.ps1 -CsvPath C:\Temp\custcomp.csv Requires Microsoft Graph SDK and DeviceManagementManagedDevices.Read.All + DeviceManagementConfiguration.Read.All. EXPECTED RESULTS The custom compliance policies found, a breakdown of devices by compliance state, and a per-device CSV (device, compliance state, last sync). .NOTES White-label — Intune Solutions. Read-only against Graph. #&gt; [CmdletBinding()] param([string]$CsvPath) if (-not (Get-Module -ListAvailable -Name Microsoft.Graph.Authentication)) { Install-Module Microsoft.Graph -Scope CurrentUser -Force -AllowClobber } Import-Module Microsoft.Graph.Authentication -ErrorAction Stop Connect-MgGraph -Scopes 'DeviceManagementManagedDevices.Read.All','DeviceManagementConfiguration.Read.All' -NoWelcome</w:t>
       </w:r>
     </w:p>
     <w:p>
@@ -4245,7 +4245,7 @@
         <w:t>Purpose:</w:t>
       </w:r>
       <w:r>
-        <w:t xml:space="preserve"> Ensures the scope groups used to stage custom compliance exist in Microsoft Entra ID: 'CustomCompliance - Devices - Pilot' and 'CustomCompliance - Devices - Broad'. Creates them if missing. Optionally adds a named device (by device name) to the pilot group. HOW TO RUN powershell -ExecutionPolicy Bypass -File .\CUSTCOMP-Set-ScopeTargeting.ps1 ` [-PilotDeviceName "PC-001"] Requires Microsoft Graph SDK and Group.ReadWrite.All (+ Device.Read.All for -PilotDeviceName). EXPECTED RESULTS Both groups exist (created or already present); their object IDs are printed for assignment. .NOTES Phoenixtekk Workplace Marketplace — Intune Solutions. Creates groups when missing. #&gt; [CmdletBinding(SupportsShouldProcess=$true)] param([string]$PilotDeviceName) if (-not (Get-Module -ListAvailable -Name Microsoft.Graph.Authentication)) { Install-Module Microsoft.Graph -Scope CurrentUser -Force -AllowClobber } Import-Module Microsoft.Graph.Authentication -ErrorAction Stop Connect-MgGraph -Scopes 'Group.ReadWrite.All','Device.Read.All' -NoWelcome</w:t>
+        <w:t xml:space="preserve"> Ensures the scope groups used to stage custom compliance exist in Microsoft Entra ID: 'CustomCompliance - Devices - Pilot' and 'CustomCompliance - Devices - Broad'. Creates them if missing. Optionally adds a named device (by device name) to the pilot group. HOW TO RUN powershell -ExecutionPolicy Bypass -File .\CUSTCOMP-Set-ScopeTargeting.ps1 ` [-PilotDeviceName "PC-001"] Requires Microsoft Graph SDK and Group.ReadWrite.All (+ Device.Read.All for -PilotDeviceName). EXPECTED RESULTS Both groups exist (created or already present); their object IDs are printed for assignment. .NOTES White-label — Intune Solutions. Creates groups when missing. #&gt; [CmdletBinding(SupportsShouldProcess=$true)] param([string]$PilotDeviceName) if (-not (Get-Module -ListAvailable -Name Microsoft.Graph.Authentication)) { Install-Module Microsoft.Graph -Scope CurrentUser -Force -AllowClobber } Import-Module Microsoft.Graph.Authentication -ErrorAction Stop Connect-MgGraph -Scopes 'Group.ReadWrite.All','Device.Read.All' -NoWelcome</w:t>
       </w:r>
     </w:p>
     <w:p>
@@ -4256,7 +4256,7 @@
         <w:t>How to run:</w:t>
       </w:r>
       <w:r>
-        <w:t xml:space="preserve"> powershell -ExecutionPolicy Bypass -File .\CUSTCOMP-Set-ScopeTargeting.ps1 ` [-PilotDeviceName "PC-001"] Requires Microsoft Graph SDK and Group.ReadWrite.All (+ Device.Read.All for -PilotDeviceName). EXPECTED RESULTS Both groups exist (created or already present); their object IDs are printed for assignment. .NOTES Phoenixtekk Workplace Marketplace — Intune Solutions. Creates groups when missing. #&gt; [CmdletBinding(SupportsShouldProcess=$true)] param([string]$PilotDeviceName) if (-not (Get-Module -ListAvailable -Name Microsoft.Graph.Authentication)) { Install-Module Microsoft.Graph -Scope CurrentUser -Force -AllowClobber } Import-Module Microsoft.Graph.Authentication -ErrorAction Stop Connect-MgGraph -Scopes 'Group.ReadWrite.All','Device.Read.All' -NoWelcome</w:t>
+        <w:t xml:space="preserve"> powershell -ExecutionPolicy Bypass -File .\CUSTCOMP-Set-ScopeTargeting.ps1 ` [-PilotDeviceName "PC-001"] Requires Microsoft Graph SDK and Group.ReadWrite.All (+ Device.Read.All for -PilotDeviceName). EXPECTED RESULTS Both groups exist (created or already present); their object IDs are printed for assignment. .NOTES White-label — Intune Solutions. Creates groups when missing. #&gt; [CmdletBinding(SupportsShouldProcess=$true)] param([string]$PilotDeviceName) if (-not (Get-Module -ListAvailable -Name Microsoft.Graph.Authentication)) { Install-Module Microsoft.Graph -Scope CurrentUser -Force -AllowClobber } Import-Module Microsoft.Graph.Authentication -ErrorAction Stop Connect-MgGraph -Scopes 'Group.ReadWrite.All','Device.Read.All' -NoWelcome</w:t>
       </w:r>
     </w:p>
     <w:p>
@@ -4275,7 +4275,7 @@
         <w:t>Purpose:</w:t>
       </w:r>
       <w:r>
-        <w:t xml:space="preserve"> Checks that the JSON rule file is valid JSON, that its Rules have the required fields, and that every rule SettingName is a property the detection script emits — the #1 cause of an Error state in custom compliance. Read-only: it does not change Intune or the device. HOW TO RUN powershell -ExecutionPolicy Bypass -File .\CUSTCOMP-Validation.ps1 ` -ScriptPath .\detection.ps1 -RulePath .\rule.json EXPECTED RESULTS "PAIRING VALID" when the JSON parses, rules are well-formed, and setting names all match. .NOTES Phoenixtekk Workplace Marketplace — Intune Solutions. Read-only. #&gt; [CmdletBinding()] param( [Parameter(Mandatory)][string]$ScriptPath, [Parameter(Mandatory)][string]$RulePath ) Write-Host "=== Custom Compliance — script/rule validation ===" -ForegroundColor Cyan if (-not (Test-Path $ScriptPath)) { Write-Host "Script not found: $ScriptPath" -ForegroundColor Yellow; exit 1 } if (-not (Test-Path $RulePath))   { Write-Host "Rule not found: $RulePath" -ForegroundColor Yellow; exit 1 }</w:t>
+        <w:t xml:space="preserve"> Checks that the JSON rule file is valid JSON, that its Rules have the required fields, and that every rule SettingName is a property the detection script emits — the #1 cause of an Error state in custom compliance. Read-only: it does not change Intune or the device. HOW TO RUN powershell -ExecutionPolicy Bypass -File .\CUSTCOMP-Validation.ps1 ` -ScriptPath .\detection.ps1 -RulePath .\rule.json EXPECTED RESULTS "PAIRING VALID" when the JSON parses, rules are well-formed, and setting names all match. .NOTES White-label — Intune Solutions. Read-only. #&gt; [CmdletBinding()] param( [Parameter(Mandatory)][string]$ScriptPath, [Parameter(Mandatory)][string]$RulePath ) Write-Host "=== Custom Compliance — script/rule validation ===" -ForegroundColor Cyan if (-not (Test-Path $ScriptPath)) { Write-Host "Script not found: $ScriptPath" -ForegroundColor Yellow; exit 1 } if (-not (Test-Path $RulePath))   { Write-Host "Rule not found: $RulePath" -ForegroundColor Yellow; exit 1 }</w:t>
       </w:r>
     </w:p>
     <w:p>
@@ -4286,7 +4286,7 @@
         <w:t>How to run:</w:t>
       </w:r>
       <w:r>
-        <w:t xml:space="preserve"> powershell -ExecutionPolicy Bypass -File .\CUSTCOMP-Validation.ps1 ` -ScriptPath .\detection.ps1 -RulePath .\rule.json EXPECTED RESULTS "PAIRING VALID" when the JSON parses, rules are well-formed, and setting names all match. .NOTES Phoenixtekk Workplace Marketplace — Intune Solutions. Read-only. #&gt; [CmdletBinding()] param( [Parameter(Mandatory)][string]$ScriptPath, [Parameter(Mandatory)][string]$RulePath ) Write-Host "=== Custom Compliance — script/rule validation ===" -ForegroundColor Cyan if (-not (Test-Path $ScriptPath)) { Write-Host "Script not found: $ScriptPath" -ForegroundColor Yellow; exit 1 } if (-not (Test-Path $RulePath))   { Write-Host "Rule not found: $RulePath" -ForegroundColor Yellow; exit 1 }</w:t>
+        <w:t xml:space="preserve"> powershell -ExecutionPolicy Bypass -File .\CUSTCOMP-Validation.ps1 ` -ScriptPath .\detection.ps1 -RulePath .\rule.json EXPECTED RESULTS "PAIRING VALID" when the JSON parses, rules are well-formed, and setting names all match. .NOTES White-label — Intune Solutions. Read-only. #&gt; [CmdletBinding()] param( [Parameter(Mandatory)][string]$ScriptPath, [Parameter(Mandatory)][string]$RulePath ) Write-Host "=== Custom Compliance — script/rule validation ===" -ForegroundColor Cyan if (-not (Test-Path $ScriptPath)) { Write-Host "Script not found: $ScriptPath" -ForegroundColor Yellow; exit 1 } if (-not (Test-Path $RulePath))   { Write-Host "Rule not found: $RulePath" -ForegroundColor Yellow; exit 1 }</w:t>
       </w:r>
     </w:p>
     <w:sectPr>
